--- a/Portfolio+Engines/Portfolio and Engines.docx
+++ b/Portfolio+Engines/Portfolio and Engines.docx
@@ -70,20 +70,10 @@
     <w:p>
       <w:pPr>
         <w:pStyle w:val="ListParagraph"/>
-        <w:numPr>
-          <w:ilvl w:val="0"/>
-          <w:numId w:val="1"/>
-        </w:numPr>
-        <w:rPr>
-          <w:lang w:val="en-US"/>
-        </w:rPr>
-      </w:pPr>
-      <w:r>
-        <w:rPr>
-          <w:lang w:val="en-US"/>
-        </w:rPr>
-        <w:t xml:space="preserve">Framework learned – </w:t>
-      </w:r>
+        <w:rPr>
+          <w:lang w:val="en-US"/>
+        </w:rPr>
+      </w:pPr>
     </w:p>
     <w:p>
       <w:pPr>
@@ -100,36 +90,197 @@
         <w:rPr>
           <w:lang w:val="en-US"/>
         </w:rPr>
-        <w:t xml:space="preserve">Milestone 1 is done. Milestone 2 is partly </w:t>
-      </w:r>
-      <w:proofErr w:type="gramStart"/>
-      <w:r>
-        <w:rPr>
-          <w:lang w:val="en-US"/>
-        </w:rPr>
-        <w:t>done,</w:t>
-      </w:r>
-      <w:proofErr w:type="gramEnd"/>
-      <w:r>
-        <w:rPr>
-          <w:lang w:val="en-US"/>
-        </w:rPr>
-        <w:t xml:space="preserve"> some features are </w:t>
-      </w:r>
-      <w:proofErr w:type="gramStart"/>
-      <w:r>
-        <w:rPr>
-          <w:lang w:val="en-US"/>
-        </w:rPr>
-        <w:t>no</w:t>
-      </w:r>
-      <w:proofErr w:type="gramEnd"/>
-      <w:r>
-        <w:rPr>
-          <w:lang w:val="en-US"/>
-        </w:rPr>
-        <w:t xml:space="preserve"> finished or were cut off.</w:t>
-      </w:r>
+        <w:t>Framework</w:t>
+      </w:r>
+      <w:r>
+        <w:rPr>
+          <w:lang w:val="en-US"/>
+        </w:rPr>
+        <w:t>s</w:t>
+      </w:r>
+      <w:r>
+        <w:rPr>
+          <w:lang w:val="en-US"/>
+        </w:rPr>
+        <w:t xml:space="preserve"> </w:t>
+      </w:r>
+      <w:r>
+        <w:rPr>
+          <w:lang w:val="en-US"/>
+        </w:rPr>
+        <w:t>to learn</w:t>
+      </w:r>
+      <w:r>
+        <w:rPr>
+          <w:lang w:val="en-US"/>
+        </w:rPr>
+        <w:t>:</w:t>
+      </w:r>
+    </w:p>
+    <w:p>
+      <w:pPr>
+        <w:pStyle w:val="ListParagraph"/>
+        <w:numPr>
+          <w:ilvl w:val="0"/>
+          <w:numId w:val="2"/>
+        </w:numPr>
+        <w:rPr>
+          <w:lang w:val="en-US"/>
+        </w:rPr>
+      </w:pPr>
+      <w:r>
+        <w:rPr>
+          <w:lang w:val="en-US"/>
+        </w:rPr>
+        <w:t xml:space="preserve"> </w:t>
+      </w:r>
+      <w:r>
+        <w:rPr>
+          <w:lang w:val="en-US"/>
+        </w:rPr>
+        <w:t>plugin for saving the game data</w:t>
+      </w:r>
+      <w:r>
+        <w:rPr>
+          <w:lang w:val="en-US"/>
+        </w:rPr>
+        <w:br/>
+      </w:r>
+      <w:hyperlink r:id="rId6" w:history="1">
+        <w:r>
+          <w:rPr>
+            <w:rStyle w:val="Hyperlink"/>
+            <w:lang w:val="en-US"/>
+          </w:rPr>
+          <w:t>https://assetstore.unity.com/packages/tools/input-management/save-game-free-gold-update-81519</w:t>
+        </w:r>
+      </w:hyperlink>
+      <w:r>
+        <w:rPr>
+          <w:lang w:val="en-US"/>
+        </w:rPr>
+        <w:t xml:space="preserve"> </w:t>
+      </w:r>
+    </w:p>
+    <w:p>
+      <w:pPr>
+        <w:pStyle w:val="ListParagraph"/>
+        <w:numPr>
+          <w:ilvl w:val="0"/>
+          <w:numId w:val="2"/>
+        </w:numPr>
+        <w:rPr>
+          <w:lang w:val="en-US"/>
+        </w:rPr>
+      </w:pPr>
+      <w:proofErr w:type="spellStart"/>
+      <w:r>
+        <w:rPr>
+          <w:lang w:val="en-US"/>
+        </w:rPr>
+        <w:t>DOTween</w:t>
+      </w:r>
+      <w:proofErr w:type="spellEnd"/>
+      <w:r>
+        <w:rPr>
+          <w:lang w:val="en-US"/>
+        </w:rPr>
+        <w:t xml:space="preserve"> (</w:t>
+      </w:r>
+      <w:proofErr w:type="spellStart"/>
+      <w:r>
+        <w:rPr>
+          <w:lang w:val="en-US"/>
+        </w:rPr>
+        <w:t>HOTween</w:t>
+      </w:r>
+      <w:proofErr w:type="spellEnd"/>
+      <w:r>
+        <w:rPr>
+          <w:lang w:val="en-US"/>
+        </w:rPr>
+        <w:t xml:space="preserve"> v2)</w:t>
+      </w:r>
+      <w:r>
+        <w:rPr>
+          <w:lang w:val="en-US"/>
+        </w:rPr>
+        <w:t xml:space="preserve"> for animations</w:t>
+      </w:r>
+      <w:r>
+        <w:rPr>
+          <w:lang w:val="en-US"/>
+        </w:rPr>
+        <w:br/>
+      </w:r>
+      <w:hyperlink r:id="rId7" w:history="1">
+        <w:r>
+          <w:rPr>
+            <w:rStyle w:val="Hyperlink"/>
+            <w:lang w:val="en-US"/>
+          </w:rPr>
+          <w:t>https://assetstore.unity.com/packages/tools/animation/dotween-hotween-v2-27676</w:t>
+        </w:r>
+      </w:hyperlink>
+      <w:r>
+        <w:rPr>
+          <w:lang w:val="en-US"/>
+        </w:rPr>
+        <w:t xml:space="preserve"> </w:t>
+      </w:r>
+    </w:p>
+    <w:p>
+      <w:pPr>
+        <w:pStyle w:val="ListParagraph"/>
+        <w:numPr>
+          <w:ilvl w:val="0"/>
+          <w:numId w:val="2"/>
+        </w:numPr>
+        <w:rPr>
+          <w:lang w:val="en-US"/>
+        </w:rPr>
+      </w:pPr>
+      <w:r>
+        <w:rPr>
+          <w:lang w:val="en-US"/>
+        </w:rPr>
+        <w:t>Unit Formation</w:t>
+      </w:r>
+      <w:r>
+        <w:rPr>
+          <w:lang w:val="en-US"/>
+        </w:rPr>
+        <w:t xml:space="preserve"> </w:t>
+      </w:r>
+      <w:r>
+        <w:rPr>
+          <w:lang w:val="en-US"/>
+        </w:rPr>
+        <w:br/>
+      </w:r>
+      <w:hyperlink r:id="rId8" w:history="1">
+        <w:r>
+          <w:rPr>
+            <w:rStyle w:val="Hyperlink"/>
+            <w:lang w:val="en-US"/>
+          </w:rPr>
+          <w:t>https://assetstore.unity.com/packages/tools/utilities/unit-formation-lite-284293</w:t>
+        </w:r>
+      </w:hyperlink>
+      <w:r>
+        <w:rPr>
+          <w:lang w:val="en-US"/>
+        </w:rPr>
+        <w:t xml:space="preserve"> </w:t>
+      </w:r>
+    </w:p>
+    <w:p>
+      <w:pPr>
+        <w:pStyle w:val="ListParagraph"/>
+        <w:rPr>
+          <w:lang w:val="en-US"/>
+        </w:rPr>
+      </w:pPr>
     </w:p>
     <w:p>
       <w:pPr>
@@ -142,6 +293,62 @@
           <w:lang w:val="en-US"/>
         </w:rPr>
       </w:pPr>
+      <w:r>
+        <w:rPr>
+          <w:lang w:val="en-US"/>
+        </w:rPr>
+        <w:t xml:space="preserve">Milestone 1 is done. Milestone 2 is partly </w:t>
+      </w:r>
+      <w:r>
+        <w:rPr>
+          <w:lang w:val="en-US"/>
+        </w:rPr>
+        <w:t>done;</w:t>
+      </w:r>
+      <w:r>
+        <w:rPr>
+          <w:lang w:val="en-US"/>
+        </w:rPr>
+        <w:t xml:space="preserve"> some features are no</w:t>
+      </w:r>
+      <w:r>
+        <w:rPr>
+          <w:lang w:val="en-US"/>
+        </w:rPr>
+        <w:t>t</w:t>
+      </w:r>
+      <w:r>
+        <w:rPr>
+          <w:lang w:val="en-US"/>
+        </w:rPr>
+        <w:t xml:space="preserve"> finished or were cut off.</w:t>
+      </w:r>
+    </w:p>
+    <w:p>
+      <w:pPr>
+        <w:pStyle w:val="ListParagraph"/>
+        <w:rPr>
+          <w:lang w:val="en-US"/>
+        </w:rPr>
+      </w:pPr>
+    </w:p>
+    <w:p>
+      <w:pPr>
+        <w:pStyle w:val="ListParagraph"/>
+        <w:numPr>
+          <w:ilvl w:val="0"/>
+          <w:numId w:val="1"/>
+        </w:numPr>
+        <w:rPr>
+          <w:lang w:val="en-US"/>
+        </w:rPr>
+      </w:pPr>
+      <w:r>
+        <w:rPr>
+          <w:lang w:val="en-US"/>
+        </w:rPr>
+        <w:t>Code still needs polishing and reworking</w:t>
+      </w:r>
     </w:p>
     <w:sectPr>
       <w:pgSz w:w="12240" w:h="15840"/>
@@ -156,6 +363,118 @@
 <file path=word/numbering.xml><?xml version="1.0" encoding="utf-8"?>
 <w:numbering xmlns:wpc="http://schemas.microsoft.com/office/word/2010/wordprocessingCanvas" xmlns:cx="http://schemas.microsoft.com/office/drawing/2014/chartex" xmlns:cx1="http://schemas.microsoft.com/office/drawing/2015/9/8/chartex" xmlns:cx2="http://schemas.microsoft.com/office/drawing/2015/10/21/chartex" xmlns:cx3="http://schemas.microsoft.com/office/drawing/2016/5/9/chartex" xmlns:cx4="http://schemas.microsoft.com/office/drawing/2016/5/10/chartex" xmlns:cx5="http://schemas.microsoft.com/office/drawing/2016/5/11/chartex" xmlns:cx6="http://schemas.microsoft.com/office/drawing/2016/5/12/chartex" xmlns:cx7="http://schemas.microsoft.com/office/drawing/2016/5/13/chartex" xmlns:cx8="http://schemas.microsoft.com/office/drawing/2016/5/14/chartex" xmlns:mc="http://schemas.openxmlformats.org/markup-compatibility/2006" xmlns:aink="http://schemas.microsoft.com/office/drawing/2016/ink" xmlns:am3d="http://schemas.microsoft.com/office/drawing/2017/model3d" xmlns:o="urn:schemas-microsoft-com:office:office" xmlns:oel="http://schemas.microsoft.com/office/2019/extlst" xmlns:r="http://schemas.openxmlformats.org/officeDocument/2006/relationships" xmlns:m="http://schemas.openxmlformats.org/officeDocument/2006/math" xmlns:v="urn:schemas-microsoft-com:vml" xmlns:wp14="http://schemas.microsoft.com/office/word/2010/wordprocessingDrawing" xmlns:wp="http://schemas.openxmlformats.org/drawingml/2006/wordprocessingDrawing" xmlns:w10="urn:schemas-microsoft-com:office:word" xmlns:w="http://schemas.openxmlformats.org/wordprocessingml/2006/main" xmlns:w14="http://schemas.microsoft.com/office/word/2010/wordml" xmlns:w15="http://schemas.microsoft.com/office/word/2012/wordml" xmlns:w16cex="http://schemas.microsoft.com/office/word/2018/wordml/cex" xmlns:w16cid="http://schemas.microsoft.com/office/word/2016/wordml/cid" xmlns:w16="http://schemas.microsoft.com/office/word/2018/wordml" xmlns:w16du="http://schemas.microsoft.com/office/word/2023/wordml/word16du" xmlns:w16sdtdh="http://schemas.microsoft.com/office/word/2020/wordml/sdtdatahash" xmlns:w16sdtfl="http://schemas.microsoft.com/office/word/2024/wordml/sdtformatlock" xmlns:w16se="http://schemas.microsoft.com/office/word/2015/wordml/symex" xmlns:wpg="http://schemas.microsoft.com/office/word/2010/wordprocessingGroup" xmlns:wpi="http://schemas.microsoft.com/office/word/2010/wordprocessingInk" xmlns:wne="http://schemas.microsoft.com/office/word/2006/wordml" xmlns:wps="http://schemas.microsoft.com/office/word/2010/wordprocessingShape" mc:Ignorable="w14 w15 w16se w16cid w16 w16cex w16sdtdh w16sdtfl w16du wp14">
   <w:abstractNum w:abstractNumId="0" w15:restartNumberingAfterBreak="0">
+    <w:nsid w:val="06A65193"/>
+    <w:multiLevelType w:val="hybridMultilevel"/>
+    <w:tmpl w:val="CE0E78EA"/>
+    <w:lvl w:ilvl="0" w:tplc="6D12E384">
+      <w:numFmt w:val="bullet"/>
+      <w:lvlText w:val="-"/>
+      <w:lvlJc w:val="left"/>
+      <w:pPr>
+        <w:ind w:left="720" w:hanging="360"/>
+      </w:pPr>
+      <w:rPr>
+        <w:rFonts w:ascii="Aptos" w:eastAsiaTheme="minorHAnsi" w:hAnsi="Aptos" w:cstheme="minorBidi" w:hint="default"/>
+      </w:rPr>
+    </w:lvl>
+    <w:lvl w:ilvl="1" w:tplc="10090003" w:tentative="1">
+      <w:start w:val="1"/>
+      <w:numFmt w:val="bullet"/>
+      <w:lvlText w:val="o"/>
+      <w:lvlJc w:val="left"/>
+      <w:pPr>
+        <w:ind w:left="1440" w:hanging="360"/>
+      </w:pPr>
+      <w:rPr>
+        <w:rFonts w:ascii="Courier New" w:hAnsi="Courier New" w:cs="Courier New" w:hint="default"/>
+      </w:rPr>
+    </w:lvl>
+    <w:lvl w:ilvl="2" w:tplc="10090005" w:tentative="1">
+      <w:start w:val="1"/>
+      <w:numFmt w:val="bullet"/>
+      <w:lvlText w:val=""/>
+      <w:lvlJc w:val="left"/>
+      <w:pPr>
+        <w:ind w:left="2160" w:hanging="360"/>
+      </w:pPr>
+      <w:rPr>
+        <w:rFonts w:ascii="Wingdings" w:hAnsi="Wingdings" w:hint="default"/>
+      </w:rPr>
+    </w:lvl>
+    <w:lvl w:ilvl="3" w:tplc="10090001" w:tentative="1">
+      <w:start w:val="1"/>
+      <w:numFmt w:val="bullet"/>
+      <w:lvlText w:val=""/>
+      <w:lvlJc w:val="left"/>
+      <w:pPr>
+        <w:ind w:left="2880" w:hanging="360"/>
+      </w:pPr>
+      <w:rPr>
+        <w:rFonts w:ascii="Symbol" w:hAnsi="Symbol" w:hint="default"/>
+      </w:rPr>
+    </w:lvl>
+    <w:lvl w:ilvl="4" w:tplc="10090003" w:tentative="1">
+      <w:start w:val="1"/>
+      <w:numFmt w:val="bullet"/>
+      <w:lvlText w:val="o"/>
+      <w:lvlJc w:val="left"/>
+      <w:pPr>
+        <w:ind w:left="3600" w:hanging="360"/>
+      </w:pPr>
+      <w:rPr>
+        <w:rFonts w:ascii="Courier New" w:hAnsi="Courier New" w:cs="Courier New" w:hint="default"/>
+      </w:rPr>
+    </w:lvl>
+    <w:lvl w:ilvl="5" w:tplc="10090005" w:tentative="1">
+      <w:start w:val="1"/>
+      <w:numFmt w:val="bullet"/>
+      <w:lvlText w:val=""/>
+      <w:lvlJc w:val="left"/>
+      <w:pPr>
+        <w:ind w:left="4320" w:hanging="360"/>
+      </w:pPr>
+      <w:rPr>
+        <w:rFonts w:ascii="Wingdings" w:hAnsi="Wingdings" w:hint="default"/>
+      </w:rPr>
+    </w:lvl>
+    <w:lvl w:ilvl="6" w:tplc="10090001" w:tentative="1">
+      <w:start w:val="1"/>
+      <w:numFmt w:val="bullet"/>
+      <w:lvlText w:val=""/>
+      <w:lvlJc w:val="left"/>
+      <w:pPr>
+        <w:ind w:left="5040" w:hanging="360"/>
+      </w:pPr>
+      <w:rPr>
+        <w:rFonts w:ascii="Symbol" w:hAnsi="Symbol" w:hint="default"/>
+      </w:rPr>
+    </w:lvl>
+    <w:lvl w:ilvl="7" w:tplc="10090003" w:tentative="1">
+      <w:start w:val="1"/>
+      <w:numFmt w:val="bullet"/>
+      <w:lvlText w:val="o"/>
+      <w:lvlJc w:val="left"/>
+      <w:pPr>
+        <w:ind w:left="5760" w:hanging="360"/>
+      </w:pPr>
+      <w:rPr>
+        <w:rFonts w:ascii="Courier New" w:hAnsi="Courier New" w:cs="Courier New" w:hint="default"/>
+      </w:rPr>
+    </w:lvl>
+    <w:lvl w:ilvl="8" w:tplc="10090005" w:tentative="1">
+      <w:start w:val="1"/>
+      <w:numFmt w:val="bullet"/>
+      <w:lvlText w:val=""/>
+      <w:lvlJc w:val="left"/>
+      <w:pPr>
+        <w:ind w:left="6480" w:hanging="360"/>
+      </w:pPr>
+      <w:rPr>
+        <w:rFonts w:ascii="Wingdings" w:hAnsi="Wingdings" w:hint="default"/>
+      </w:rPr>
+    </w:lvl>
+  </w:abstractNum>
+  <w:abstractNum w:abstractNumId="1" w15:restartNumberingAfterBreak="0">
     <w:nsid w:val="32D142BA"/>
     <w:multiLevelType w:val="hybridMultilevel"/>
     <w:tmpl w:val="AF02957E"/>
@@ -245,6 +564,9 @@
     </w:lvl>
   </w:abstractNum>
   <w:num w:numId="1" w16cid:durableId="530001240">
+    <w:abstractNumId w:val="1"/>
+  </w:num>
+  <w:num w:numId="2" w16cid:durableId="1553808919">
     <w:abstractNumId w:val="0"/>
   </w:num>
 </w:numbering>
@@ -678,7 +1000,6 @@
     <w:next w:val="Normal"/>
     <w:link w:val="Heading2Char"/>
     <w:uiPriority w:val="9"/>
-    <w:semiHidden/>
     <w:unhideWhenUsed/>
     <w:qFormat/>
     <w:rsid w:val="00741231"/>
@@ -895,7 +1216,6 @@
     <w:basedOn w:val="DefaultParagraphFont"/>
     <w:link w:val="Heading2"/>
     <w:uiPriority w:val="9"/>
-    <w:semiHidden/>
     <w:rsid w:val="00741231"/>
     <w:rPr>
       <w:rFonts w:asciiTheme="majorHAnsi" w:eastAsiaTheme="majorEastAsia" w:hAnsiTheme="majorHAnsi" w:cstheme="majorBidi"/>
@@ -1188,6 +1508,18 @@
     <w:rPr>
       <w:color w:val="605E5C"/>
       <w:shd w:val="clear" w:color="auto" w:fill="E1DFDD"/>
+    </w:rPr>
+  </w:style>
+  <w:style w:type="character" w:styleId="FollowedHyperlink">
+    <w:name w:val="FollowedHyperlink"/>
+    <w:basedOn w:val="DefaultParagraphFont"/>
+    <w:uiPriority w:val="99"/>
+    <w:semiHidden/>
+    <w:unhideWhenUsed/>
+    <w:rsid w:val="00430C68"/>
+    <w:rPr>
+      <w:color w:val="96607D" w:themeColor="followedHyperlink"/>
+      <w:u w:val="single"/>
     </w:rPr>
   </w:style>
 </w:styles>
